--- a/labs/lab6/submission.docx
+++ b/labs/lab6/submission.docx
@@ -144,7 +144,7 @@
         <w:pStyle w:val="FirstParagraph"/>
       </w:pPr>
       <w:r>
-        <w:t xml:space="preserve">This section calls for eighteen total graphs:</w:t>
+        <w:t xml:space="preserve">This section calls for eight total graphs:</w:t>
       </w:r>
     </w:p>
     <w:p>
@@ -156,7 +156,7 @@
         </w:numPr>
       </w:pPr>
       <w:r>
-        <w:t xml:space="preserve">Nose 1 measured drag force vs. Reynolds number.</w:t>
+        <w:t xml:space="preserve">Measured and Simulated Drag force vs. Reynolds number for Nose 1, 2, and 3</w:t>
       </w:r>
     </w:p>
     <w:p>
@@ -168,7 +168,7 @@
         </w:numPr>
       </w:pPr>
       <w:r>
-        <w:t xml:space="preserve">Nose 1 measured coefficient of drag vs. Reynolds number.</w:t>
+        <w:t xml:space="preserve">Measured and Simulated Coefficient of Drag vs. Reynolds number for Nose 1, 2, and 3</w:t>
       </w:r>
     </w:p>
     <w:p>
@@ -180,7 +180,7 @@
         </w:numPr>
       </w:pPr>
       <w:r>
-        <w:t xml:space="preserve">Nose 1 simulated drag force vs. Reynolds number.</w:t>
+        <w:t xml:space="preserve">Simulated velocity profile of Nose 1, 2, and 3</w:t>
       </w:r>
     </w:p>
     <w:p>
@@ -192,175 +192,7 @@
         </w:numPr>
       </w:pPr>
       <w:r>
-        <w:t xml:space="preserve">Nose 1 simulated coefficient of drag vs. Reynolds number.</w:t>
-      </w:r>
-    </w:p>
-    <w:p>
-      <w:pPr>
-        <w:pStyle w:val="Compact"/>
-        <w:numPr>
-          <w:ilvl w:val="0"/>
-          <w:numId w:val="1006"/>
-        </w:numPr>
-      </w:pPr>
-      <w:r>
-        <w:t xml:space="preserve">Nose 1 simulated velocity profile.</w:t>
-      </w:r>
-    </w:p>
-    <w:p>
-      <w:pPr>
-        <w:pStyle w:val="Compact"/>
-        <w:numPr>
-          <w:ilvl w:val="0"/>
-          <w:numId w:val="1006"/>
-        </w:numPr>
-      </w:pPr>
-      <w:r>
-        <w:t xml:space="preserve">Nose 1 simulated pressure contour plot.</w:t>
-      </w:r>
-    </w:p>
-    <w:p>
-      <w:pPr>
-        <w:pStyle w:val="Compact"/>
-        <w:numPr>
-          <w:ilvl w:val="0"/>
-          <w:numId w:val="1006"/>
-        </w:numPr>
-      </w:pPr>
-      <w:r>
-        <w:t xml:space="preserve">Nose 2 measured drag force vs. Reynolds number.</w:t>
-      </w:r>
-    </w:p>
-    <w:p>
-      <w:pPr>
-        <w:pStyle w:val="Compact"/>
-        <w:numPr>
-          <w:ilvl w:val="0"/>
-          <w:numId w:val="1006"/>
-        </w:numPr>
-      </w:pPr>
-      <w:r>
-        <w:t xml:space="preserve">Nose 2 measured coefficient of drag vs. Reynolds number.</w:t>
-      </w:r>
-    </w:p>
-    <w:p>
-      <w:pPr>
-        <w:pStyle w:val="Compact"/>
-        <w:numPr>
-          <w:ilvl w:val="0"/>
-          <w:numId w:val="1006"/>
-        </w:numPr>
-      </w:pPr>
-      <w:r>
-        <w:t xml:space="preserve">Nose 2 simulated drag force vs. Reynolds number.</w:t>
-      </w:r>
-    </w:p>
-    <w:p>
-      <w:pPr>
-        <w:pStyle w:val="Compact"/>
-        <w:numPr>
-          <w:ilvl w:val="0"/>
-          <w:numId w:val="1006"/>
-        </w:numPr>
-      </w:pPr>
-      <w:r>
-        <w:t xml:space="preserve">Nose 2 simulated coefficient of drag vs. Reynolds number.</w:t>
-      </w:r>
-    </w:p>
-    <w:p>
-      <w:pPr>
-        <w:pStyle w:val="Compact"/>
-        <w:numPr>
-          <w:ilvl w:val="0"/>
-          <w:numId w:val="1006"/>
-        </w:numPr>
-      </w:pPr>
-      <w:r>
-        <w:t xml:space="preserve">Nose 2 simulated velocity profile.</w:t>
-      </w:r>
-    </w:p>
-    <w:p>
-      <w:pPr>
-        <w:pStyle w:val="Compact"/>
-        <w:numPr>
-          <w:ilvl w:val="0"/>
-          <w:numId w:val="1006"/>
-        </w:numPr>
-      </w:pPr>
-      <w:r>
-        <w:t xml:space="preserve">Nose 2 simulated pressure contour plot.</w:t>
-      </w:r>
-    </w:p>
-    <w:p>
-      <w:pPr>
-        <w:pStyle w:val="Compact"/>
-        <w:numPr>
-          <w:ilvl w:val="0"/>
-          <w:numId w:val="1006"/>
-        </w:numPr>
-      </w:pPr>
-      <w:r>
-        <w:t xml:space="preserve">Nose 3 measured drag force vs. Reynolds number.</w:t>
-      </w:r>
-    </w:p>
-    <w:p>
-      <w:pPr>
-        <w:pStyle w:val="Compact"/>
-        <w:numPr>
-          <w:ilvl w:val="0"/>
-          <w:numId w:val="1006"/>
-        </w:numPr>
-      </w:pPr>
-      <w:r>
-        <w:t xml:space="preserve">Nose 3 measured coefficient of drag vs. Reynolds number.</w:t>
-      </w:r>
-    </w:p>
-    <w:p>
-      <w:pPr>
-        <w:pStyle w:val="Compact"/>
-        <w:numPr>
-          <w:ilvl w:val="0"/>
-          <w:numId w:val="1006"/>
-        </w:numPr>
-      </w:pPr>
-      <w:r>
-        <w:t xml:space="preserve">Nose 3 simulated drag force vs. Reynolds number.</w:t>
-      </w:r>
-    </w:p>
-    <w:p>
-      <w:pPr>
-        <w:pStyle w:val="Compact"/>
-        <w:numPr>
-          <w:ilvl w:val="0"/>
-          <w:numId w:val="1006"/>
-        </w:numPr>
-      </w:pPr>
-      <w:r>
-        <w:t xml:space="preserve">Nose 3 simulated coefficient of drag vs. Reynolds number.</w:t>
-      </w:r>
-    </w:p>
-    <w:p>
-      <w:pPr>
-        <w:pStyle w:val="Compact"/>
-        <w:numPr>
-          <w:ilvl w:val="0"/>
-          <w:numId w:val="1006"/>
-        </w:numPr>
-      </w:pPr>
-      <w:r>
-        <w:t xml:space="preserve">Nose 3 simulated velocity profile.</w:t>
-      </w:r>
-    </w:p>
-    <w:p>
-      <w:pPr>
-        <w:pStyle w:val="Compact"/>
-        <w:numPr>
-          <w:ilvl w:val="0"/>
-          <w:numId w:val="1006"/>
-        </w:numPr>
-      </w:pPr>
-      <w:r>
-        <w:t xml:space="preserve">Nose 3 simulated pressure contour plot.</w:t>
+        <w:t xml:space="preserve">Simulated pressure contour plot of profile of Nose 1, 2, and 3</w:t>
       </w:r>
     </w:p>
     <w:p>
@@ -474,7 +306,7 @@
         <w:pStyle w:val="FirstParagraph"/>
       </w:pPr>
       <w:r>
-        <w:t xml:space="preserve">This section calls for four total graphs</w:t>
+        <w:t xml:space="preserve">This section calls for two total graphs</w:t>
       </w:r>
     </w:p>
     <w:p>
@@ -486,7 +318,7 @@
         </w:numPr>
       </w:pPr>
       <w:r>
-        <w:t xml:space="preserve">Measured drag force vs. Reynolds number</w:t>
+        <w:t xml:space="preserve">Measured and Simulated drag force vs. Reynolds number</w:t>
       </w:r>
     </w:p>
     <w:p>
@@ -498,31 +330,7 @@
         </w:numPr>
       </w:pPr>
       <w:r>
-        <w:t xml:space="preserve">Measured drag coefficient vs. Reynolds number</w:t>
-      </w:r>
-    </w:p>
-    <w:p>
-      <w:pPr>
-        <w:pStyle w:val="Compact"/>
-        <w:numPr>
-          <w:ilvl w:val="0"/>
-          <w:numId w:val="1013"/>
-        </w:numPr>
-      </w:pPr>
-      <w:r>
-        <w:t xml:space="preserve">Simulated drag force vs. Reynolds number</w:t>
-      </w:r>
-    </w:p>
-    <w:p>
-      <w:pPr>
-        <w:pStyle w:val="Compact"/>
-        <w:numPr>
-          <w:ilvl w:val="0"/>
-          <w:numId w:val="1013"/>
-        </w:numPr>
-      </w:pPr>
-      <w:r>
-        <w:t xml:space="preserve">Simulated drag coefficient vs. Reynolds number</w:t>
+        <w:t xml:space="preserve">Measured and Simulated drag coefficient vs. Reynolds number</w:t>
       </w:r>
     </w:p>
     <w:p>
@@ -542,7 +350,7 @@
         </w:numPr>
       </w:pPr>
       <w:r>
-        <w:t xml:space="preserve">All four graphs are present</w:t>
+        <w:t xml:space="preserve">Both graphs are present</w:t>
       </w:r>
     </w:p>
     <w:p>
@@ -648,7 +456,7 @@
         <w:pStyle w:val="FirstParagraph"/>
       </w:pPr>
       <w:r>
-        <w:t xml:space="preserve">This section calls for six total graphs.</w:t>
+        <w:t xml:space="preserve">This section calls for four total graphs.</w:t>
       </w:r>
     </w:p>
     <w:p>
@@ -660,7 +468,7 @@
         </w:numPr>
       </w:pPr>
       <w:r>
-        <w:t xml:space="preserve">Flat plate lift force vs. Reynolds number</w:t>
+        <w:t xml:space="preserve">Flat plate and NACA airfoil lift force vs. Reynolds number</w:t>
       </w:r>
     </w:p>
     <w:p>
@@ -672,7 +480,7 @@
         </w:numPr>
       </w:pPr>
       <w:r>
-        <w:t xml:space="preserve">Flat plate coefficient of lift vs. Reynolds number</w:t>
+        <w:t xml:space="preserve">Flat plate and NACA airfoil coefficient of lift vs. Reynolds number</w:t>
       </w:r>
     </w:p>
     <w:p>
@@ -684,43 +492,7 @@
         </w:numPr>
       </w:pPr>
       <w:r>
-        <w:t xml:space="preserve">Flat plate pressure contour plot</w:t>
-      </w:r>
-    </w:p>
-    <w:p>
-      <w:pPr>
-        <w:pStyle w:val="Compact"/>
-        <w:numPr>
-          <w:ilvl w:val="0"/>
-          <w:numId w:val="1021"/>
-        </w:numPr>
-      </w:pPr>
-      <w:r>
-        <w:t xml:space="preserve">NACA airfoil lift force vs. Reynolds number</w:t>
-      </w:r>
-    </w:p>
-    <w:p>
-      <w:pPr>
-        <w:pStyle w:val="Compact"/>
-        <w:numPr>
-          <w:ilvl w:val="0"/>
-          <w:numId w:val="1021"/>
-        </w:numPr>
-      </w:pPr>
-      <w:r>
-        <w:t xml:space="preserve">NACA airfoil coefficient of lift vs. Reynolds number</w:t>
-      </w:r>
-    </w:p>
-    <w:p>
-      <w:pPr>
-        <w:pStyle w:val="Compact"/>
-        <w:numPr>
-          <w:ilvl w:val="0"/>
-          <w:numId w:val="1021"/>
-        </w:numPr>
-      </w:pPr>
-      <w:r>
-        <w:t xml:space="preserve">NACA airfoil pressure contour plot vs. Reynolds number</w:t>
+        <w:t xml:space="preserve">Flat plate and NACA airfoil pressure contour plot</w:t>
       </w:r>
     </w:p>
     <w:p>

--- a/labs/lab6/submission.docx
+++ b/labs/lab6/submission.docx
@@ -70,6 +70,14 @@
     </w:p>
     <w:p>
       <w:pPr>
+        <w:pStyle w:val="FirstParagraph"/>
+      </w:pPr>
+      <w:r>
+        <w:t xml:space="preserve">Complete:</w:t>
+      </w:r>
+    </w:p>
+    <w:p>
+      <w:pPr>
         <w:pStyle w:val="Compact"/>
         <w:numPr>
           <w:ilvl w:val="0"/>
@@ -77,15 +85,7 @@
         </w:numPr>
       </w:pPr>
       <w:r>
-        <w:t xml:space="preserve">Includes zero speed calibration measurements</w:t>
-      </w:r>
-    </w:p>
-    <w:p>
-      <w:pPr>
-        <w:pStyle w:val="FirstParagraph"/>
-      </w:pPr>
-      <w:r>
-        <w:t xml:space="preserve">Complete:</w:t>
+        <w:t xml:space="preserve">Calibration curve shows correct numbers.</w:t>
       </w:r>
     </w:p>
     <w:p>
@@ -94,30 +94,6 @@
         <w:numPr>
           <w:ilvl w:val="0"/>
           <w:numId w:val="1003"/>
-        </w:numPr>
-      </w:pPr>
-      <w:r>
-        <w:t xml:space="preserve">Discusses what to do with zero speed measurements. That transform is reflected in final calibration curve.</w:t>
-      </w:r>
-    </w:p>
-    <w:p>
-      <w:pPr>
-        <w:pStyle w:val="Compact"/>
-        <w:numPr>
-          <w:ilvl w:val="0"/>
-          <w:numId w:val="1004"/>
-        </w:numPr>
-      </w:pPr>
-      <w:r>
-        <w:t xml:space="preserve">Calibration curve shows correct numbers.</w:t>
-      </w:r>
-    </w:p>
-    <w:p>
-      <w:pPr>
-        <w:pStyle w:val="Compact"/>
-        <w:numPr>
-          <w:ilvl w:val="0"/>
-          <w:numId w:val="1005"/>
         </w:numPr>
       </w:pPr>
       <w:r>
@@ -152,47 +128,91 @@
         <w:pStyle w:val="Compact"/>
         <w:numPr>
           <w:ilvl w:val="0"/>
+          <w:numId w:val="1004"/>
+        </w:numPr>
+      </w:pPr>
+      <w:r>
+        <w:t xml:space="preserve">Measured and Simulated Drag force vs. Reynolds number for Nose 1, 2, and 3</w:t>
+      </w:r>
+    </w:p>
+    <w:p>
+      <w:pPr>
+        <w:pStyle w:val="Compact"/>
+        <w:numPr>
+          <w:ilvl w:val="0"/>
+          <w:numId w:val="1004"/>
+        </w:numPr>
+      </w:pPr>
+      <w:r>
+        <w:t xml:space="preserve">Measured and Simulated Coefficient of Drag vs. Reynolds number for Nose 1, 2, and 3</w:t>
+      </w:r>
+    </w:p>
+    <w:p>
+      <w:pPr>
+        <w:pStyle w:val="Compact"/>
+        <w:numPr>
+          <w:ilvl w:val="0"/>
+          <w:numId w:val="1004"/>
+        </w:numPr>
+      </w:pPr>
+      <w:r>
+        <w:t xml:space="preserve">Simulated velocity profile of Nose 1, 2, and 3</w:t>
+      </w:r>
+    </w:p>
+    <w:p>
+      <w:pPr>
+        <w:pStyle w:val="Compact"/>
+        <w:numPr>
+          <w:ilvl w:val="0"/>
+          <w:numId w:val="1004"/>
+        </w:numPr>
+      </w:pPr>
+      <w:r>
+        <w:t xml:space="preserve">Simulated pressure contour plot of profile of Nose 1, 2, and 3</w:t>
+      </w:r>
+    </w:p>
+    <w:p>
+      <w:pPr>
+        <w:pStyle w:val="FirstParagraph"/>
+      </w:pPr>
+      <w:r>
+        <w:t xml:space="preserve">Effort:</w:t>
+      </w:r>
+    </w:p>
+    <w:p>
+      <w:pPr>
+        <w:pStyle w:val="Compact"/>
+        <w:numPr>
+          <w:ilvl w:val="0"/>
+          <w:numId w:val="1005"/>
+        </w:numPr>
+      </w:pPr>
+      <w:r>
+        <w:t xml:space="preserve">Graphs are present for at least one nose cone</w:t>
+      </w:r>
+    </w:p>
+    <w:p>
+      <w:pPr>
+        <w:pStyle w:val="Compact"/>
+        <w:numPr>
+          <w:ilvl w:val="0"/>
           <w:numId w:val="1006"/>
         </w:numPr>
       </w:pPr>
       <w:r>
-        <w:t xml:space="preserve">Measured and Simulated Drag force vs. Reynolds number for Nose 1, 2, and 3</w:t>
-      </w:r>
-    </w:p>
-    <w:p>
-      <w:pPr>
-        <w:pStyle w:val="Compact"/>
-        <w:numPr>
-          <w:ilvl w:val="0"/>
-          <w:numId w:val="1006"/>
-        </w:numPr>
-      </w:pPr>
-      <w:r>
-        <w:t xml:space="preserve">Measured and Simulated Coefficient of Drag vs. Reynolds number for Nose 1, 2, and 3</w:t>
-      </w:r>
-    </w:p>
-    <w:p>
-      <w:pPr>
-        <w:pStyle w:val="Compact"/>
-        <w:numPr>
-          <w:ilvl w:val="0"/>
-          <w:numId w:val="1006"/>
-        </w:numPr>
-      </w:pPr>
-      <w:r>
-        <w:t xml:space="preserve">Simulated velocity profile of Nose 1, 2, and 3</w:t>
-      </w:r>
-    </w:p>
-    <w:p>
-      <w:pPr>
-        <w:pStyle w:val="Compact"/>
-        <w:numPr>
-          <w:ilvl w:val="0"/>
-          <w:numId w:val="1006"/>
-        </w:numPr>
-      </w:pPr>
-      <w:r>
-        <w:t xml:space="preserve">Simulated pressure contour plot of profile of Nose 1, 2, and 3</w:t>
+        <w:t xml:space="preserve">Calibration information, the zero fan speed lift and drag, is reported.</w:t>
+      </w:r>
+    </w:p>
+    <w:p>
+      <w:pPr>
+        <w:pStyle w:val="Compact"/>
+        <w:numPr>
+          <w:ilvl w:val="0"/>
+          <w:numId w:val="1007"/>
+        </w:numPr>
+      </w:pPr>
+      <w:r>
+        <w:t xml:space="preserve">Reference area used for finding drag coefficients is reported.</w:t>
       </w:r>
     </w:p>
     <w:p>
@@ -200,19 +220,7 @@
         <w:pStyle w:val="FirstParagraph"/>
       </w:pPr>
       <w:r>
-        <w:t xml:space="preserve">Effort:</w:t>
-      </w:r>
-    </w:p>
-    <w:p>
-      <w:pPr>
-        <w:pStyle w:val="Compact"/>
-        <w:numPr>
-          <w:ilvl w:val="0"/>
-          <w:numId w:val="1007"/>
-        </w:numPr>
-      </w:pPr>
-      <w:r>
-        <w:t xml:space="preserve">Graphs are present for at least one nose cone</w:t>
+        <w:t xml:space="preserve">Complete:</w:t>
       </w:r>
     </w:p>
     <w:p>
@@ -224,7 +232,10 @@
         </w:numPr>
       </w:pPr>
       <w:r>
-        <w:t xml:space="preserve">Calibration information, the zero fan speed lift and drag, is reported.</w:t>
+        <w:t xml:space="preserve">All plots show correct values.</w:t>
+      </w:r>
+      <w:r>
+        <w:br/>
       </w:r>
     </w:p>
     <w:p>
@@ -236,15 +247,7 @@
         </w:numPr>
       </w:pPr>
       <w:r>
-        <w:t xml:space="preserve">Reference area used for finding drag coefficients is reported.</w:t>
-      </w:r>
-    </w:p>
-    <w:p>
-      <w:pPr>
-        <w:pStyle w:val="FirstParagraph"/>
-      </w:pPr>
-      <w:r>
-        <w:t xml:space="preserve">Complete:</w:t>
+        <w:t xml:space="preserve">Calibration information and reference area are correct.</w:t>
       </w:r>
     </w:p>
     <w:p>
@@ -253,33 +256,6 @@
         <w:numPr>
           <w:ilvl w:val="0"/>
           <w:numId w:val="1010"/>
-        </w:numPr>
-      </w:pPr>
-      <w:r>
-        <w:t xml:space="preserve">All plots show correct values.</w:t>
-      </w:r>
-      <w:r>
-        <w:br/>
-      </w:r>
-    </w:p>
-    <w:p>
-      <w:pPr>
-        <w:pStyle w:val="Compact"/>
-        <w:numPr>
-          <w:ilvl w:val="0"/>
-          <w:numId w:val="1011"/>
-        </w:numPr>
-      </w:pPr>
-      <w:r>
-        <w:t xml:space="preserve">Calibration information and reference area are correct.</w:t>
-      </w:r>
-    </w:p>
-    <w:p>
-      <w:pPr>
-        <w:pStyle w:val="Compact"/>
-        <w:numPr>
-          <w:ilvl w:val="0"/>
-          <w:numId w:val="1012"/>
         </w:numPr>
       </w:pPr>
       <w:r>
@@ -314,23 +290,67 @@
         <w:pStyle w:val="Compact"/>
         <w:numPr>
           <w:ilvl w:val="0"/>
+          <w:numId w:val="1011"/>
+        </w:numPr>
+      </w:pPr>
+      <w:r>
+        <w:t xml:space="preserve">Measured and Simulated drag force vs. Reynolds number</w:t>
+      </w:r>
+    </w:p>
+    <w:p>
+      <w:pPr>
+        <w:pStyle w:val="Compact"/>
+        <w:numPr>
+          <w:ilvl w:val="0"/>
+          <w:numId w:val="1011"/>
+        </w:numPr>
+      </w:pPr>
+      <w:r>
+        <w:t xml:space="preserve">Measured and Simulated drag coefficient vs. Reynolds number</w:t>
+      </w:r>
+    </w:p>
+    <w:p>
+      <w:pPr>
+        <w:pStyle w:val="FirstParagraph"/>
+      </w:pPr>
+      <w:r>
+        <w:t xml:space="preserve">Effort:</w:t>
+      </w:r>
+    </w:p>
+    <w:p>
+      <w:pPr>
+        <w:pStyle w:val="Compact"/>
+        <w:numPr>
+          <w:ilvl w:val="0"/>
+          <w:numId w:val="1012"/>
+        </w:numPr>
+      </w:pPr>
+      <w:r>
+        <w:t xml:space="preserve">Both graphs are present</w:t>
+      </w:r>
+    </w:p>
+    <w:p>
+      <w:pPr>
+        <w:pStyle w:val="Compact"/>
+        <w:numPr>
+          <w:ilvl w:val="0"/>
           <w:numId w:val="1013"/>
         </w:numPr>
       </w:pPr>
       <w:r>
-        <w:t xml:space="preserve">Measured and Simulated drag force vs. Reynolds number</w:t>
-      </w:r>
-    </w:p>
-    <w:p>
-      <w:pPr>
-        <w:pStyle w:val="Compact"/>
-        <w:numPr>
-          <w:ilvl w:val="0"/>
-          <w:numId w:val="1013"/>
-        </w:numPr>
-      </w:pPr>
-      <w:r>
-        <w:t xml:space="preserve">Measured and Simulated drag coefficient vs. Reynolds number</w:t>
+        <w:t xml:space="preserve">Calibration information, the zero fan speed lift and drag, is reported.</w:t>
+      </w:r>
+    </w:p>
+    <w:p>
+      <w:pPr>
+        <w:pStyle w:val="Compact"/>
+        <w:numPr>
+          <w:ilvl w:val="0"/>
+          <w:numId w:val="1014"/>
+        </w:numPr>
+      </w:pPr>
+      <w:r>
+        <w:t xml:space="preserve">Reference area used for finding drag coefficients is reported.</w:t>
       </w:r>
     </w:p>
     <w:p>
@@ -338,19 +358,7 @@
         <w:pStyle w:val="FirstParagraph"/>
       </w:pPr>
       <w:r>
-        <w:t xml:space="preserve">Effort:</w:t>
-      </w:r>
-    </w:p>
-    <w:p>
-      <w:pPr>
-        <w:pStyle w:val="Compact"/>
-        <w:numPr>
-          <w:ilvl w:val="0"/>
-          <w:numId w:val="1014"/>
-        </w:numPr>
-      </w:pPr>
-      <w:r>
-        <w:t xml:space="preserve">Both graphs are present</w:t>
+        <w:t xml:space="preserve">Complete:</w:t>
       </w:r>
     </w:p>
     <w:p>
@@ -362,7 +370,10 @@
         </w:numPr>
       </w:pPr>
       <w:r>
-        <w:t xml:space="preserve">Calibration information, the zero fan speed lift and drag, is reported.</w:t>
+        <w:t xml:space="preserve">All plots show correct values.</w:t>
+      </w:r>
+      <w:r>
+        <w:br/>
       </w:r>
     </w:p>
     <w:p>
@@ -374,15 +385,7 @@
         </w:numPr>
       </w:pPr>
       <w:r>
-        <w:t xml:space="preserve">Reference area used for finding drag coefficients is reported.</w:t>
-      </w:r>
-    </w:p>
-    <w:p>
-      <w:pPr>
-        <w:pStyle w:val="FirstParagraph"/>
-      </w:pPr>
-      <w:r>
-        <w:t xml:space="preserve">Complete:</w:t>
+        <w:t xml:space="preserve">Calibration information and reference area are correct.</w:t>
       </w:r>
     </w:p>
     <w:p>
@@ -394,10 +397,7 @@
         </w:numPr>
       </w:pPr>
       <w:r>
-        <w:t xml:space="preserve">All plots show correct values.</w:t>
-      </w:r>
-      <w:r>
-        <w:br/>
+        <w:t xml:space="preserve">Discussion of differences between simulations and measurements lists plausible factors that could cause discrepancies.</w:t>
       </w:r>
     </w:p>
     <w:p>
@@ -406,30 +406,6 @@
         <w:numPr>
           <w:ilvl w:val="0"/>
           <w:numId w:val="1018"/>
-        </w:numPr>
-      </w:pPr>
-      <w:r>
-        <w:t xml:space="preserve">Calibration information and reference area are correct.</w:t>
-      </w:r>
-    </w:p>
-    <w:p>
-      <w:pPr>
-        <w:pStyle w:val="Compact"/>
-        <w:numPr>
-          <w:ilvl w:val="0"/>
-          <w:numId w:val="1019"/>
-        </w:numPr>
-      </w:pPr>
-      <w:r>
-        <w:t xml:space="preserve">Discussion of differences between simulations and measurements lists plausible factors that could cause discrepancies.</w:t>
-      </w:r>
-    </w:p>
-    <w:p>
-      <w:pPr>
-        <w:pStyle w:val="Compact"/>
-        <w:numPr>
-          <w:ilvl w:val="0"/>
-          <w:numId w:val="1020"/>
         </w:numPr>
       </w:pPr>
       <w:r>
@@ -464,35 +440,67 @@
         <w:pStyle w:val="Compact"/>
         <w:numPr>
           <w:ilvl w:val="0"/>
+          <w:numId w:val="1019"/>
+        </w:numPr>
+      </w:pPr>
+      <w:r>
+        <w:t xml:space="preserve">Flat plate and NACA airfoil lift force vs. Reynolds number</w:t>
+      </w:r>
+    </w:p>
+    <w:p>
+      <w:pPr>
+        <w:pStyle w:val="Compact"/>
+        <w:numPr>
+          <w:ilvl w:val="0"/>
+          <w:numId w:val="1019"/>
+        </w:numPr>
+      </w:pPr>
+      <w:r>
+        <w:t xml:space="preserve">Flat plate and NACA airfoil coefficient of lift vs. Reynolds number</w:t>
+      </w:r>
+    </w:p>
+    <w:p>
+      <w:pPr>
+        <w:pStyle w:val="Compact"/>
+        <w:numPr>
+          <w:ilvl w:val="0"/>
+          <w:numId w:val="1019"/>
+        </w:numPr>
+      </w:pPr>
+      <w:r>
+        <w:t xml:space="preserve">Flat plate and NACA airfoil pressure contour plot</w:t>
+      </w:r>
+    </w:p>
+    <w:p>
+      <w:pPr>
+        <w:pStyle w:val="FirstParagraph"/>
+      </w:pPr>
+      <w:r>
+        <w:t xml:space="preserve">Effort:</w:t>
+      </w:r>
+    </w:p>
+    <w:p>
+      <w:pPr>
+        <w:pStyle w:val="Compact"/>
+        <w:numPr>
+          <w:ilvl w:val="0"/>
+          <w:numId w:val="1020"/>
+        </w:numPr>
+      </w:pPr>
+      <w:r>
+        <w:t xml:space="preserve">The flat plate graphs are present.</w:t>
+      </w:r>
+    </w:p>
+    <w:p>
+      <w:pPr>
+        <w:pStyle w:val="Compact"/>
+        <w:numPr>
+          <w:ilvl w:val="0"/>
           <w:numId w:val="1021"/>
         </w:numPr>
       </w:pPr>
       <w:r>
-        <w:t xml:space="preserve">Flat plate and NACA airfoil lift force vs. Reynolds number</w:t>
-      </w:r>
-    </w:p>
-    <w:p>
-      <w:pPr>
-        <w:pStyle w:val="Compact"/>
-        <w:numPr>
-          <w:ilvl w:val="0"/>
-          <w:numId w:val="1021"/>
-        </w:numPr>
-      </w:pPr>
-      <w:r>
-        <w:t xml:space="preserve">Flat plate and NACA airfoil coefficient of lift vs. Reynolds number</w:t>
-      </w:r>
-    </w:p>
-    <w:p>
-      <w:pPr>
-        <w:pStyle w:val="Compact"/>
-        <w:numPr>
-          <w:ilvl w:val="0"/>
-          <w:numId w:val="1021"/>
-        </w:numPr>
-      </w:pPr>
-      <w:r>
-        <w:t xml:space="preserve">Flat plate and NACA airfoil pressure contour plot</w:t>
+        <w:t xml:space="preserve">Includes a reference area and reference length for the flat plate measurements with one sentence of justification.</w:t>
       </w:r>
     </w:p>
     <w:p>
@@ -500,7 +508,7 @@
         <w:pStyle w:val="FirstParagraph"/>
       </w:pPr>
       <w:r>
-        <w:t xml:space="preserve">Effort:</w:t>
+        <w:t xml:space="preserve">Complete:</w:t>
       </w:r>
     </w:p>
     <w:p>
@@ -512,7 +520,7 @@
         </w:numPr>
       </w:pPr>
       <w:r>
-        <w:t xml:space="preserve">The flat plate graphs are present.</w:t>
+        <w:t xml:space="preserve">All plots are present.</w:t>
       </w:r>
     </w:p>
     <w:p>
@@ -524,27 +532,43 @@
         </w:numPr>
       </w:pPr>
       <w:r>
-        <w:t xml:space="preserve">Includes a reference area and reference length for the flat plate measurements with one sentence of justification.</w:t>
-      </w:r>
-    </w:p>
-    <w:p>
-      <w:pPr>
-        <w:pStyle w:val="FirstParagraph"/>
-      </w:pPr>
-      <w:r>
-        <w:t xml:space="preserve">Complete:</w:t>
-      </w:r>
-    </w:p>
-    <w:p>
-      <w:pPr>
-        <w:pStyle w:val="Compact"/>
-        <w:numPr>
-          <w:ilvl w:val="0"/>
+        <w:t xml:space="preserve">All performance numbers are reported</w:t>
+      </w:r>
+    </w:p>
+    <w:p>
+      <w:pPr>
+        <w:pStyle w:val="Compact"/>
+        <w:numPr>
+          <w:ilvl w:val="1"/>
           <w:numId w:val="1024"/>
         </w:numPr>
       </w:pPr>
       <w:r>
-        <w:t xml:space="preserve">All plots are present.</w:t>
+        <w:t xml:space="preserve">Pressure on the bottom of the flat plate wing compare to the top of the flat plate wing at a 15 degree angle of attack</w:t>
+      </w:r>
+    </w:p>
+    <w:p>
+      <w:pPr>
+        <w:pStyle w:val="Compact"/>
+        <w:numPr>
+          <w:ilvl w:val="1"/>
+          <w:numId w:val="1024"/>
+        </w:numPr>
+      </w:pPr>
+      <w:r>
+        <w:t xml:space="preserve">NACA 6412 wing’s Coefficient of Lift compared to the flat plate at an angle of attack of 15 degrees</w:t>
+      </w:r>
+    </w:p>
+    <w:p>
+      <w:pPr>
+        <w:pStyle w:val="Compact"/>
+        <w:numPr>
+          <w:ilvl w:val="1"/>
+          <w:numId w:val="1024"/>
+        </w:numPr>
+      </w:pPr>
+      <w:r>
+        <w:t xml:space="preserve">Pressure differences between the top and bottom surfaces of the NACA 6412 wing compare to the pressure difference on the flat plate at 45 m/s and a 15 degree angle of attack</w:t>
       </w:r>
     </w:p>
     <w:p>
@@ -553,54 +577,6 @@
         <w:numPr>
           <w:ilvl w:val="0"/>
           <w:numId w:val="1025"/>
-        </w:numPr>
-      </w:pPr>
-      <w:r>
-        <w:t xml:space="preserve">All performance numbers are reported</w:t>
-      </w:r>
-    </w:p>
-    <w:p>
-      <w:pPr>
-        <w:pStyle w:val="Compact"/>
-        <w:numPr>
-          <w:ilvl w:val="1"/>
-          <w:numId w:val="1026"/>
-        </w:numPr>
-      </w:pPr>
-      <w:r>
-        <w:t xml:space="preserve">Pressure on the bottom of the flat plate wing compare to the top of the flat plate wing at a 15 degree angle of attack</w:t>
-      </w:r>
-    </w:p>
-    <w:p>
-      <w:pPr>
-        <w:pStyle w:val="Compact"/>
-        <w:numPr>
-          <w:ilvl w:val="1"/>
-          <w:numId w:val="1026"/>
-        </w:numPr>
-      </w:pPr>
-      <w:r>
-        <w:t xml:space="preserve">NACA 6412 wing’s Coefficient of Lift compared to the flat plate at an angle of attack of 15 degrees</w:t>
-      </w:r>
-    </w:p>
-    <w:p>
-      <w:pPr>
-        <w:pStyle w:val="Compact"/>
-        <w:numPr>
-          <w:ilvl w:val="1"/>
-          <w:numId w:val="1026"/>
-        </w:numPr>
-      </w:pPr>
-      <w:r>
-        <w:t xml:space="preserve">Pressure differences between the top and bottom surfaces of the NACA 6412 wing compare to the pressure difference on the flat plate at 45 m/s and a 15 degree angle of attack</w:t>
-      </w:r>
-    </w:p>
-    <w:p>
-      <w:pPr>
-        <w:pStyle w:val="Compact"/>
-        <w:numPr>
-          <w:ilvl w:val="0"/>
-          <w:numId w:val="1027"/>
         </w:numPr>
       </w:pPr>
       <w:r>
@@ -906,13 +882,13 @@
     <w:abstractNumId w:val="992"/>
   </w:num>
   <w:num w:numId="1004">
-    <w:abstractNumId w:val="992"/>
+    <w:abstractNumId w:val="991"/>
   </w:num>
   <w:num w:numId="1005">
     <w:abstractNumId w:val="992"/>
   </w:num>
   <w:num w:numId="1006">
-    <w:abstractNumId w:val="991"/>
+    <w:abstractNumId w:val="992"/>
   </w:num>
   <w:num w:numId="1007">
     <w:abstractNumId w:val="992"/>
@@ -927,13 +903,13 @@
     <w:abstractNumId w:val="992"/>
   </w:num>
   <w:num w:numId="1011">
-    <w:abstractNumId w:val="992"/>
+    <w:abstractNumId w:val="991"/>
   </w:num>
   <w:num w:numId="1012">
     <w:abstractNumId w:val="992"/>
   </w:num>
   <w:num w:numId="1013">
-    <w:abstractNumId w:val="991"/>
+    <w:abstractNumId w:val="992"/>
   </w:num>
   <w:num w:numId="1014">
     <w:abstractNumId w:val="992"/>
@@ -951,13 +927,13 @@
     <w:abstractNumId w:val="992"/>
   </w:num>
   <w:num w:numId="1019">
-    <w:abstractNumId w:val="992"/>
+    <w:abstractNumId w:val="991"/>
   </w:num>
   <w:num w:numId="1020">
     <w:abstractNumId w:val="992"/>
   </w:num>
   <w:num w:numId="1021">
-    <w:abstractNumId w:val="991"/>
+    <w:abstractNumId w:val="992"/>
   </w:num>
   <w:num w:numId="1022">
     <w:abstractNumId w:val="992"/>
@@ -966,15 +942,9 @@
     <w:abstractNumId w:val="992"/>
   </w:num>
   <w:num w:numId="1024">
-    <w:abstractNumId w:val="992"/>
+    <w:abstractNumId w:val="991"/>
   </w:num>
   <w:num w:numId="1025">
-    <w:abstractNumId w:val="992"/>
-  </w:num>
-  <w:num w:numId="1026">
-    <w:abstractNumId w:val="991"/>
-  </w:num>
-  <w:num w:numId="1027">
     <w:abstractNumId w:val="992"/>
   </w:num>
 </w:numbering>

--- a/labs/lab6/submission.docx
+++ b/labs/lab6/submission.docx
@@ -35,17 +35,39 @@
       </w:r>
     </w:p>
     <w:p>
-      <w:r>
-        <w:br w:type="page"/>
-      </w:r>
-    </w:p>
-    <w:bookmarkStart w:id="20" w:name="X5f469a614e70816eeb5e5d85f5833972b1fafdb"/>
-    <w:p>
-      <w:pPr>
-        <w:pStyle w:val="Heading2"/>
-      </w:pPr>
-      <w:r>
-        <w:t xml:space="preserve">Measured Calibration Curve for Wind Tunnel Fan Speed vs. Air Velocity</w:t>
+      <w:pPr>
+        <w:pStyle w:val="BodyText"/>
+      </w:pPr>
+      <w:p>
+        <w:r>
+          <w:br w:type="page"/>
+        </w:r>
+      </w:p>
+      <w:r>
+        <w:t xml:space="preserve"> </w:t>
+      </w:r>
+      <w:r>
+        <w:t xml:space="preserve">## Measured Calibration Curve for Wind Tunnel Fan Speed vs. Air Velocity</w:t>
+      </w:r>
+    </w:p>
+    <w:p>
+      <w:pPr>
+        <w:pStyle w:val="BodyText"/>
+      </w:pPr>
+      <w:r>
+        <w:t xml:space="preserve">Effort:</w:t>
+      </w:r>
+    </w:p>
+    <w:p>
+      <w:pPr>
+        <w:pStyle w:val="Compact"/>
+        <w:numPr>
+          <w:ilvl w:val="0"/>
+          <w:numId w:val="1001"/>
+        </w:numPr>
+      </w:pPr>
+      <w:r>
+        <w:t xml:space="preserve">Present</w:t>
       </w:r>
     </w:p>
     <w:p>
@@ -53,6 +75,110 @@
         <w:pStyle w:val="FirstParagraph"/>
       </w:pPr>
       <w:r>
+        <w:t xml:space="preserve">Complete:</w:t>
+      </w:r>
+    </w:p>
+    <w:p>
+      <w:pPr>
+        <w:pStyle w:val="Compact"/>
+        <w:numPr>
+          <w:ilvl w:val="0"/>
+          <w:numId w:val="1002"/>
+        </w:numPr>
+      </w:pPr>
+      <w:r>
+        <w:t xml:space="preserve">Calibration curve shows correct numbers.</w:t>
+      </w:r>
+    </w:p>
+    <w:p>
+      <w:pPr>
+        <w:pStyle w:val="Compact"/>
+        <w:numPr>
+          <w:ilvl w:val="0"/>
+          <w:numId w:val="1003"/>
+        </w:numPr>
+      </w:pPr>
+      <w:r>
+        <w:t xml:space="preserve">Calibration curve shows correct regression line and uncertainty bounds.</w:t>
+      </w:r>
+    </w:p>
+    <w:p>
+      <w:pPr>
+        <w:pStyle w:val="FirstParagraph"/>
+      </w:pPr>
+      <w:p>
+        <w:r>
+          <w:br w:type="page"/>
+        </w:r>
+      </w:p>
+      <w:r>
+        <w:t xml:space="preserve"> </w:t>
+      </w:r>
+      <w:r>
+        <w:t xml:space="preserve">## Plots of Drag Forces on Cylindrical Objects</w:t>
+      </w:r>
+    </w:p>
+    <w:p>
+      <w:pPr>
+        <w:pStyle w:val="BodyText"/>
+      </w:pPr>
+      <w:r>
+        <w:t xml:space="preserve">This section calls for eight total graphs:</w:t>
+      </w:r>
+    </w:p>
+    <w:p>
+      <w:pPr>
+        <w:pStyle w:val="Compact"/>
+        <w:numPr>
+          <w:ilvl w:val="0"/>
+          <w:numId w:val="1004"/>
+        </w:numPr>
+      </w:pPr>
+      <w:r>
+        <w:t xml:space="preserve">Measured and Simulated Drag force vs. Reynolds number for Nose 1, 2, and 3</w:t>
+      </w:r>
+    </w:p>
+    <w:p>
+      <w:pPr>
+        <w:pStyle w:val="Compact"/>
+        <w:numPr>
+          <w:ilvl w:val="0"/>
+          <w:numId w:val="1004"/>
+        </w:numPr>
+      </w:pPr>
+      <w:r>
+        <w:t xml:space="preserve">Measured and Simulated Coefficient of Drag vs. Reynolds number for Nose 1, 2, and 3</w:t>
+      </w:r>
+    </w:p>
+    <w:p>
+      <w:pPr>
+        <w:pStyle w:val="Compact"/>
+        <w:numPr>
+          <w:ilvl w:val="0"/>
+          <w:numId w:val="1004"/>
+        </w:numPr>
+      </w:pPr>
+      <w:r>
+        <w:t xml:space="preserve">Simulated velocity profile of Nose 1, 2, and 3</w:t>
+      </w:r>
+    </w:p>
+    <w:p>
+      <w:pPr>
+        <w:pStyle w:val="Compact"/>
+        <w:numPr>
+          <w:ilvl w:val="0"/>
+          <w:numId w:val="1004"/>
+        </w:numPr>
+      </w:pPr>
+      <w:r>
+        <w:t xml:space="preserve">Simulated pressure contour plot of profile of Nose 1, 2, and 3</w:t>
+      </w:r>
+    </w:p>
+    <w:p>
+      <w:pPr>
+        <w:pStyle w:val="FirstParagraph"/>
+      </w:pPr>
+      <w:r>
         <w:t xml:space="preserve">Effort:</w:t>
       </w:r>
     </w:p>
@@ -61,11 +187,35 @@
         <w:pStyle w:val="Compact"/>
         <w:numPr>
           <w:ilvl w:val="0"/>
-          <w:numId w:val="1001"/>
-        </w:numPr>
-      </w:pPr>
-      <w:r>
-        <w:t xml:space="preserve">Present</w:t>
+          <w:numId w:val="1005"/>
+        </w:numPr>
+      </w:pPr>
+      <w:r>
+        <w:t xml:space="preserve">Graphs are present for at least one nose cone</w:t>
+      </w:r>
+    </w:p>
+    <w:p>
+      <w:pPr>
+        <w:pStyle w:val="Compact"/>
+        <w:numPr>
+          <w:ilvl w:val="0"/>
+          <w:numId w:val="1006"/>
+        </w:numPr>
+      </w:pPr>
+      <w:r>
+        <w:t xml:space="preserve">Calibration information, the zero fan speed lift and drag, is reported.</w:t>
+      </w:r>
+    </w:p>
+    <w:p>
+      <w:pPr>
+        <w:pStyle w:val="Compact"/>
+        <w:numPr>
+          <w:ilvl w:val="0"/>
+          <w:numId w:val="1007"/>
+        </w:numPr>
+      </w:pPr>
+      <w:r>
+        <w:t xml:space="preserve">Reference area used for finding drag coefficients is reported.</w:t>
       </w:r>
     </w:p>
     <w:p>
@@ -81,94 +231,86 @@
         <w:pStyle w:val="Compact"/>
         <w:numPr>
           <w:ilvl w:val="0"/>
-          <w:numId w:val="1002"/>
-        </w:numPr>
-      </w:pPr>
-      <w:r>
-        <w:t xml:space="preserve">Calibration curve shows correct numbers.</w:t>
-      </w:r>
-    </w:p>
-    <w:p>
-      <w:pPr>
-        <w:pStyle w:val="Compact"/>
-        <w:numPr>
-          <w:ilvl w:val="0"/>
-          <w:numId w:val="1003"/>
-        </w:numPr>
-      </w:pPr>
-      <w:r>
-        <w:t xml:space="preserve">Calibration curve shows correct regression line and uncertainty bounds.</w:t>
-      </w:r>
-    </w:p>
-    <w:p>
-      <w:r>
-        <w:br w:type="page"/>
-      </w:r>
-    </w:p>
-    <w:bookmarkEnd w:id="20"/>
-    <w:bookmarkStart w:id="21" w:name="X0f1037e994ecb9a59b568a941d30c35136369c1"/>
-    <w:p>
-      <w:pPr>
-        <w:pStyle w:val="Heading2"/>
-      </w:pPr>
-      <w:r>
-        <w:t xml:space="preserve">Plots of Drag Forces on Cylindrical Objects</w:t>
+          <w:numId w:val="1008"/>
+        </w:numPr>
+      </w:pPr>
+      <w:r>
+        <w:t xml:space="preserve">All plots show correct values.</w:t>
+      </w:r>
+      <w:r>
+        <w:br/>
+      </w:r>
+    </w:p>
+    <w:p>
+      <w:pPr>
+        <w:pStyle w:val="Compact"/>
+        <w:numPr>
+          <w:ilvl w:val="0"/>
+          <w:numId w:val="1009"/>
+        </w:numPr>
+      </w:pPr>
+      <w:r>
+        <w:t xml:space="preserve">Calibration information and reference area are correct.</w:t>
+      </w:r>
+    </w:p>
+    <w:p>
+      <w:pPr>
+        <w:pStyle w:val="Compact"/>
+        <w:numPr>
+          <w:ilvl w:val="0"/>
+          <w:numId w:val="1010"/>
+        </w:numPr>
+      </w:pPr>
+      <w:r>
+        <w:t xml:space="preserve">Discussion of differences between simulations and measurements lists plausible factors that could cause discrepancies.</w:t>
       </w:r>
     </w:p>
     <w:p>
       <w:pPr>
         <w:pStyle w:val="FirstParagraph"/>
       </w:pPr>
-      <w:r>
-        <w:t xml:space="preserve">This section calls for eight total graphs:</w:t>
-      </w:r>
-    </w:p>
-    <w:p>
-      <w:pPr>
-        <w:pStyle w:val="Compact"/>
-        <w:numPr>
-          <w:ilvl w:val="0"/>
-          <w:numId w:val="1004"/>
-        </w:numPr>
-      </w:pPr>
-      <w:r>
-        <w:t xml:space="preserve">Measured and Simulated Drag force vs. Reynolds number for Nose 1, 2, and 3</w:t>
-      </w:r>
-    </w:p>
-    <w:p>
-      <w:pPr>
-        <w:pStyle w:val="Compact"/>
-        <w:numPr>
-          <w:ilvl w:val="0"/>
-          <w:numId w:val="1004"/>
-        </w:numPr>
-      </w:pPr>
-      <w:r>
-        <w:t xml:space="preserve">Measured and Simulated Coefficient of Drag vs. Reynolds number for Nose 1, 2, and 3</w:t>
-      </w:r>
-    </w:p>
-    <w:p>
-      <w:pPr>
-        <w:pStyle w:val="Compact"/>
-        <w:numPr>
-          <w:ilvl w:val="0"/>
-          <w:numId w:val="1004"/>
-        </w:numPr>
-      </w:pPr>
-      <w:r>
-        <w:t xml:space="preserve">Simulated velocity profile of Nose 1, 2, and 3</w:t>
-      </w:r>
-    </w:p>
-    <w:p>
-      <w:pPr>
-        <w:pStyle w:val="Compact"/>
-        <w:numPr>
-          <w:ilvl w:val="0"/>
-          <w:numId w:val="1004"/>
-        </w:numPr>
-      </w:pPr>
-      <w:r>
-        <w:t xml:space="preserve">Simulated pressure contour plot of profile of Nose 1, 2, and 3</w:t>
+      <w:p>
+        <w:r>
+          <w:br w:type="page"/>
+        </w:r>
+      </w:p>
+      <w:r>
+        <w:t xml:space="preserve"> </w:t>
+      </w:r>
+      <w:r>
+        <w:t xml:space="preserve">## Plots of Drag Forces on Scale Robot Model</w:t>
+      </w:r>
+    </w:p>
+    <w:p>
+      <w:pPr>
+        <w:pStyle w:val="BodyText"/>
+      </w:pPr>
+      <w:r>
+        <w:t xml:space="preserve">This section calls for two total graphs</w:t>
+      </w:r>
+    </w:p>
+    <w:p>
+      <w:pPr>
+        <w:pStyle w:val="Compact"/>
+        <w:numPr>
+          <w:ilvl w:val="0"/>
+          <w:numId w:val="1011"/>
+        </w:numPr>
+      </w:pPr>
+      <w:r>
+        <w:t xml:space="preserve">Measured and Simulated drag force vs. Reynolds number</w:t>
+      </w:r>
+    </w:p>
+    <w:p>
+      <w:pPr>
+        <w:pStyle w:val="Compact"/>
+        <w:numPr>
+          <w:ilvl w:val="0"/>
+          <w:numId w:val="1011"/>
+        </w:numPr>
+      </w:pPr>
+      <w:r>
+        <w:t xml:space="preserve">Measured and Simulated drag coefficient vs. Reynolds number</w:t>
       </w:r>
     </w:p>
     <w:p>
@@ -184,19 +326,19 @@
         <w:pStyle w:val="Compact"/>
         <w:numPr>
           <w:ilvl w:val="0"/>
-          <w:numId w:val="1005"/>
-        </w:numPr>
-      </w:pPr>
-      <w:r>
-        <w:t xml:space="preserve">Graphs are present for at least one nose cone</w:t>
-      </w:r>
-    </w:p>
-    <w:p>
-      <w:pPr>
-        <w:pStyle w:val="Compact"/>
-        <w:numPr>
-          <w:ilvl w:val="0"/>
-          <w:numId w:val="1006"/>
+          <w:numId w:val="1012"/>
+        </w:numPr>
+      </w:pPr>
+      <w:r>
+        <w:t xml:space="preserve">Both graphs are present</w:t>
+      </w:r>
+    </w:p>
+    <w:p>
+      <w:pPr>
+        <w:pStyle w:val="Compact"/>
+        <w:numPr>
+          <w:ilvl w:val="0"/>
+          <w:numId w:val="1013"/>
         </w:numPr>
       </w:pPr>
       <w:r>
@@ -208,7 +350,7 @@
         <w:pStyle w:val="Compact"/>
         <w:numPr>
           <w:ilvl w:val="0"/>
-          <w:numId w:val="1007"/>
+          <w:numId w:val="1014"/>
         </w:numPr>
       </w:pPr>
       <w:r>
@@ -228,7 +370,7 @@
         <w:pStyle w:val="Compact"/>
         <w:numPr>
           <w:ilvl w:val="0"/>
-          <w:numId w:val="1008"/>
+          <w:numId w:val="1015"/>
         </w:numPr>
       </w:pPr>
       <w:r>
@@ -243,7 +385,7 @@
         <w:pStyle w:val="Compact"/>
         <w:numPr>
           <w:ilvl w:val="0"/>
-          <w:numId w:val="1009"/>
+          <w:numId w:val="1016"/>
         </w:numPr>
       </w:pPr>
       <w:r>
@@ -255,7 +397,7 @@
         <w:pStyle w:val="Compact"/>
         <w:numPr>
           <w:ilvl w:val="0"/>
-          <w:numId w:val="1010"/>
+          <w:numId w:val="1017"/>
         </w:numPr>
       </w:pPr>
       <w:r>
@@ -263,173 +405,36 @@
       </w:r>
     </w:p>
     <w:p>
-      <w:r>
-        <w:br w:type="page"/>
-      </w:r>
-    </w:p>
-    <w:bookmarkEnd w:id="21"/>
-    <w:bookmarkStart w:id="22" w:name="X3165ced70099a6f45f73a9dc109e3139b26ba90"/>
-    <w:p>
-      <w:pPr>
-        <w:pStyle w:val="Heading2"/>
-      </w:pPr>
-      <w:r>
-        <w:t xml:space="preserve">Plots of Drag Forces on Scale Robot Model</w:t>
+      <w:pPr>
+        <w:pStyle w:val="Compact"/>
+        <w:numPr>
+          <w:ilvl w:val="0"/>
+          <w:numId w:val="1018"/>
+        </w:numPr>
+      </w:pPr>
+      <w:r>
+        <w:t xml:space="preserve">Explanation of how similitude lets us use a scale model of the robot in the wind tunnel and a full-sized model of the robot in simulated water flow.</w:t>
       </w:r>
     </w:p>
     <w:p>
       <w:pPr>
         <w:pStyle w:val="FirstParagraph"/>
       </w:pPr>
-      <w:r>
-        <w:t xml:space="preserve">This section calls for two total graphs</w:t>
-      </w:r>
-    </w:p>
-    <w:p>
-      <w:pPr>
-        <w:pStyle w:val="Compact"/>
-        <w:numPr>
-          <w:ilvl w:val="0"/>
-          <w:numId w:val="1011"/>
-        </w:numPr>
-      </w:pPr>
-      <w:r>
-        <w:t xml:space="preserve">Measured and Simulated drag force vs. Reynolds number</w:t>
-      </w:r>
-    </w:p>
-    <w:p>
-      <w:pPr>
-        <w:pStyle w:val="Compact"/>
-        <w:numPr>
-          <w:ilvl w:val="0"/>
-          <w:numId w:val="1011"/>
-        </w:numPr>
-      </w:pPr>
-      <w:r>
-        <w:t xml:space="preserve">Measured and Simulated drag coefficient vs. Reynolds number</w:t>
-      </w:r>
-    </w:p>
-    <w:p>
-      <w:pPr>
-        <w:pStyle w:val="FirstParagraph"/>
-      </w:pPr>
-      <w:r>
-        <w:t xml:space="preserve">Effort:</w:t>
-      </w:r>
-    </w:p>
-    <w:p>
-      <w:pPr>
-        <w:pStyle w:val="Compact"/>
-        <w:numPr>
-          <w:ilvl w:val="0"/>
-          <w:numId w:val="1012"/>
-        </w:numPr>
-      </w:pPr>
-      <w:r>
-        <w:t xml:space="preserve">Both graphs are present</w:t>
-      </w:r>
-    </w:p>
-    <w:p>
-      <w:pPr>
-        <w:pStyle w:val="Compact"/>
-        <w:numPr>
-          <w:ilvl w:val="0"/>
-          <w:numId w:val="1013"/>
-        </w:numPr>
-      </w:pPr>
-      <w:r>
-        <w:t xml:space="preserve">Calibration information, the zero fan speed lift and drag, is reported.</w:t>
-      </w:r>
-    </w:p>
-    <w:p>
-      <w:pPr>
-        <w:pStyle w:val="Compact"/>
-        <w:numPr>
-          <w:ilvl w:val="0"/>
-          <w:numId w:val="1014"/>
-        </w:numPr>
-      </w:pPr>
-      <w:r>
-        <w:t xml:space="preserve">Reference area used for finding drag coefficients is reported.</w:t>
-      </w:r>
-    </w:p>
-    <w:p>
-      <w:pPr>
-        <w:pStyle w:val="FirstParagraph"/>
-      </w:pPr>
-      <w:r>
-        <w:t xml:space="preserve">Complete:</w:t>
-      </w:r>
-    </w:p>
-    <w:p>
-      <w:pPr>
-        <w:pStyle w:val="Compact"/>
-        <w:numPr>
-          <w:ilvl w:val="0"/>
-          <w:numId w:val="1015"/>
-        </w:numPr>
-      </w:pPr>
-      <w:r>
-        <w:t xml:space="preserve">All plots show correct values.</w:t>
-      </w:r>
-      <w:r>
-        <w:br/>
-      </w:r>
-    </w:p>
-    <w:p>
-      <w:pPr>
-        <w:pStyle w:val="Compact"/>
-        <w:numPr>
-          <w:ilvl w:val="0"/>
-          <w:numId w:val="1016"/>
-        </w:numPr>
-      </w:pPr>
-      <w:r>
-        <w:t xml:space="preserve">Calibration information and reference area are correct.</w:t>
-      </w:r>
-    </w:p>
-    <w:p>
-      <w:pPr>
-        <w:pStyle w:val="Compact"/>
-        <w:numPr>
-          <w:ilvl w:val="0"/>
-          <w:numId w:val="1017"/>
-        </w:numPr>
-      </w:pPr>
-      <w:r>
-        <w:t xml:space="preserve">Discussion of differences between simulations and measurements lists plausible factors that could cause discrepancies.</w:t>
-      </w:r>
-    </w:p>
-    <w:p>
-      <w:pPr>
-        <w:pStyle w:val="Compact"/>
-        <w:numPr>
-          <w:ilvl w:val="0"/>
-          <w:numId w:val="1018"/>
-        </w:numPr>
-      </w:pPr>
-      <w:r>
-        <w:t xml:space="preserve">Explanation of how similitude lets us use a scale model of the robot in the wind tunnel and a full-sized model of the robot in simulated water flow.</w:t>
-      </w:r>
-    </w:p>
-    <w:p>
-      <w:r>
-        <w:br w:type="page"/>
-      </w:r>
-    </w:p>
-    <w:bookmarkEnd w:id="22"/>
-    <w:bookmarkStart w:id="23" w:name="X913b4aa9b280b9060de29eccab1e84366cbc373"/>
-    <w:p>
-      <w:pPr>
-        <w:pStyle w:val="Heading2"/>
-      </w:pPr>
-      <w:r>
-        <w:t xml:space="preserve">Plots of Lift and Drag for Flat Plate and NACA Airfoils at Different Angles of Attack</w:t>
-      </w:r>
-    </w:p>
-    <w:p>
-      <w:pPr>
-        <w:pStyle w:val="FirstParagraph"/>
+      <w:p>
+        <w:r>
+          <w:br w:type="page"/>
+        </w:r>
+      </w:p>
+      <w:r>
+        <w:t xml:space="preserve"> </w:t>
+      </w:r>
+      <w:r>
+        <w:t xml:space="preserve">## Plots of Lift and Drag for Flat Plate and NACA Airfoils at Different Angles of Attack</w:t>
+      </w:r>
+    </w:p>
+    <w:p>
+      <w:pPr>
+        <w:pStyle w:val="BodyText"/>
       </w:pPr>
       <w:r>
         <w:t xml:space="preserve">This section calls for four total graphs.</w:t>
@@ -583,8 +588,11 @@
         <w:t xml:space="preserve">Brief (4 sentence) discussion considering performance numbers and comparing NACA airfoil to flat plate wing.</w:t>
       </w:r>
     </w:p>
-    <w:bookmarkEnd w:id="23"/>
-    <w:sectPr/>
+    <w:sectPr>
+      <w:footnotePr>
+        <w:numRestart w:val="eachSect"/>
+      </w:footnotePr>
+    </w:sectPr>
   </w:body>
 </w:document>
 </file>
@@ -1010,8 +1018,6 @@
     </w:pPr>
     <w:rPr>
       <w:rFonts w:asciiTheme="majorHAnsi" w:cstheme="majorBidi" w:eastAsiaTheme="majorEastAsia" w:hAnsiTheme="majorHAnsi"/>
-      <w:spacing w:val="-10"/>
-      <w:kern w:val="28"/>
       <w:sz w:val="56"/>
       <w:szCs w:val="56"/>
     </w:rPr>
@@ -1024,8 +1030,6 @@
     <w:rsid w:val="00A10FD9"/>
     <w:rPr>
       <w:rFonts w:asciiTheme="majorHAnsi" w:cstheme="majorBidi" w:eastAsiaTheme="majorEastAsia" w:hAnsiTheme="majorHAnsi"/>
-      <w:spacing w:val="-10"/>
-      <w:kern w:val="28"/>
       <w:sz w:val="56"/>
       <w:szCs w:val="56"/>
     </w:rPr>
@@ -1066,23 +1070,31 @@
   </w:style>
   <w:style w:customStyle="1" w:styleId="Author" w:type="paragraph">
     <w:name w:val="Author"/>
+    <w:basedOn w:val="Title"/>
     <w:next w:val="BodyText"/>
     <w:qFormat/>
     <w:pPr>
       <w:keepNext/>
       <w:keepLines/>
-      <w:jc w:val="center"/>
-    </w:pPr>
+    </w:pPr>
+    <w:rPr>
+      <w:sz w:val="24"/>
+      <w:szCs w:val="24"/>
+    </w:rPr>
   </w:style>
   <w:style w:styleId="Date" w:type="paragraph">
     <w:name w:val="Date"/>
+    <w:basedOn w:val="Title"/>
     <w:next w:val="BodyText"/>
     <w:qFormat/>
     <w:pPr>
       <w:keepNext/>
       <w:keepLines/>
-      <w:jc w:val="center"/>
-    </w:pPr>
+    </w:pPr>
+    <w:rPr>
+      <w:sz w:val="24"/>
+      <w:szCs w:val="24"/>
+    </w:rPr>
   </w:style>
   <w:style w:customStyle="1" w:styleId="AbstractTitle" w:type="paragraph">
     <w:name w:val="Abstract Title"/>

--- a/labs/lab6/submission.docx
+++ b/labs/lab6/submission.docx
@@ -35,24 +35,22 @@
       </w:r>
     </w:p>
     <w:p>
-      <w:pPr>
-        <w:pStyle w:val="BodyText"/>
-      </w:pPr>
-      <w:p>
-        <w:r>
-          <w:br w:type="page"/>
-        </w:r>
-      </w:p>
-      <w:r>
-        <w:t xml:space="preserve"> </w:t>
-      </w:r>
-      <w:r>
-        <w:t xml:space="preserve">## Measured Calibration Curve for Wind Tunnel Fan Speed vs. Air Velocity</w:t>
-      </w:r>
-    </w:p>
-    <w:p>
-      <w:pPr>
-        <w:pStyle w:val="BodyText"/>
+      <w:r>
+        <w:br w:type="page"/>
+      </w:r>
+    </w:p>
+    <w:bookmarkStart w:id="20" w:name="X5f469a614e70816eeb5e5d85f5833972b1fafdb"/>
+    <w:p>
+      <w:pPr>
+        <w:pStyle w:val="Heading2"/>
+      </w:pPr>
+      <w:r>
+        <w:t xml:space="preserve">Measured Calibration Curve for Wind Tunnel Fan Speed vs. Air Velocity</w:t>
+      </w:r>
+    </w:p>
+    <w:p>
+      <w:pPr>
+        <w:pStyle w:val="FirstParagraph"/>
       </w:pPr>
       <w:r>
         <w:t xml:space="preserve">Effort:</w:t>
@@ -103,25 +101,24 @@
       </w:r>
     </w:p>
     <w:p>
+      <w:r>
+        <w:br w:type="page"/>
+      </w:r>
+    </w:p>
+    <w:bookmarkEnd w:id="20"/>
+    <w:bookmarkStart w:id="21" w:name="X0f1037e994ecb9a59b568a941d30c35136369c1"/>
+    <w:p>
+      <w:pPr>
+        <w:pStyle w:val="Heading2"/>
+      </w:pPr>
+      <w:r>
+        <w:t xml:space="preserve">Plots of Drag Forces on Cylindrical Objects</w:t>
+      </w:r>
+    </w:p>
+    <w:p>
       <w:pPr>
         <w:pStyle w:val="FirstParagraph"/>
       </w:pPr>
-      <w:p>
-        <w:r>
-          <w:br w:type="page"/>
-        </w:r>
-      </w:p>
-      <w:r>
-        <w:t xml:space="preserve"> </w:t>
-      </w:r>
-      <w:r>
-        <w:t xml:space="preserve">## Plots of Drag Forces on Cylindrical Objects</w:t>
-      </w:r>
-    </w:p>
-    <w:p>
-      <w:pPr>
-        <w:pStyle w:val="BodyText"/>
-      </w:pPr>
       <w:r>
         <w:t xml:space="preserve">This section calls for eight total graphs:</w:t>
       </w:r>
@@ -266,25 +263,24 @@
       </w:r>
     </w:p>
     <w:p>
+      <w:r>
+        <w:br w:type="page"/>
+      </w:r>
+    </w:p>
+    <w:bookmarkEnd w:id="21"/>
+    <w:bookmarkStart w:id="22" w:name="X3165ced70099a6f45f73a9dc109e3139b26ba90"/>
+    <w:p>
+      <w:pPr>
+        <w:pStyle w:val="Heading2"/>
+      </w:pPr>
+      <w:r>
+        <w:t xml:space="preserve">Plots of Drag Forces on Scale Robot Model</w:t>
+      </w:r>
+    </w:p>
+    <w:p>
       <w:pPr>
         <w:pStyle w:val="FirstParagraph"/>
       </w:pPr>
-      <w:p>
-        <w:r>
-          <w:br w:type="page"/>
-        </w:r>
-      </w:p>
-      <w:r>
-        <w:t xml:space="preserve"> </w:t>
-      </w:r>
-      <w:r>
-        <w:t xml:space="preserve">## Plots of Drag Forces on Scale Robot Model</w:t>
-      </w:r>
-    </w:p>
-    <w:p>
-      <w:pPr>
-        <w:pStyle w:val="BodyText"/>
-      </w:pPr>
       <w:r>
         <w:t xml:space="preserve">This section calls for two total graphs</w:t>
       </w:r>
@@ -417,24 +413,23 @@
       </w:r>
     </w:p>
     <w:p>
+      <w:r>
+        <w:br w:type="page"/>
+      </w:r>
+    </w:p>
+    <w:bookmarkEnd w:id="22"/>
+    <w:bookmarkStart w:id="23" w:name="X913b4aa9b280b9060de29eccab1e84366cbc373"/>
+    <w:p>
+      <w:pPr>
+        <w:pStyle w:val="Heading2"/>
+      </w:pPr>
+      <w:r>
+        <w:t xml:space="preserve">Plots of Lift and Drag for Flat Plate and NACA Airfoils at Different Angles of Attack</w:t>
+      </w:r>
+    </w:p>
+    <w:p>
       <w:pPr>
         <w:pStyle w:val="FirstParagraph"/>
-      </w:pPr>
-      <w:p>
-        <w:r>
-          <w:br w:type="page"/>
-        </w:r>
-      </w:p>
-      <w:r>
-        <w:t xml:space="preserve"> </w:t>
-      </w:r>
-      <w:r>
-        <w:t xml:space="preserve">## Plots of Lift and Drag for Flat Plate and NACA Airfoils at Different Angles of Attack</w:t>
-      </w:r>
-    </w:p>
-    <w:p>
-      <w:pPr>
-        <w:pStyle w:val="BodyText"/>
       </w:pPr>
       <w:r>
         <w:t xml:space="preserve">This section calls for four total graphs.</w:t>
@@ -588,6 +583,7 @@
         <w:t xml:space="preserve">Brief (4 sentence) discussion considering performance numbers and comparing NACA airfoil to flat plate wing.</w:t>
       </w:r>
     </w:p>
+    <w:bookmarkEnd w:id="23"/>
     <w:sectPr>
       <w:footnotePr>
         <w:numRestart w:val="eachSect"/>

--- a/labs/lab6/submission.docx
+++ b/labs/lab6/submission.docx
@@ -132,7 +132,7 @@
         </w:numPr>
       </w:pPr>
       <w:r>
-        <w:t xml:space="preserve">Measured and Simulated Drag force vs. Reynolds number for Nose 1, 2, and 3</w:t>
+        <w:t xml:space="preserve">[1] Measured and Simulated Drag force vs. Reynolds number for Nose 1, 2, and 3</w:t>
       </w:r>
     </w:p>
     <w:p>
@@ -144,7 +144,7 @@
         </w:numPr>
       </w:pPr>
       <w:r>
-        <w:t xml:space="preserve">Measured and Simulated Coefficient of Drag vs. Reynolds number for Nose 1, 2, and 3</w:t>
+        <w:t xml:space="preserve">[1] Measured and Simulated Coefficient of Drag vs. Reynolds number for Nose 1, 2, and 3</w:t>
       </w:r>
     </w:p>
     <w:p>
@@ -156,7 +156,7 @@
         </w:numPr>
       </w:pPr>
       <w:r>
-        <w:t xml:space="preserve">Simulated velocity profile of Nose 1, 2, and 3</w:t>
+        <w:t xml:space="preserve">[3] Simulated velocity profile of Nose 1, 2, and 3</w:t>
       </w:r>
     </w:p>
     <w:p>
@@ -168,7 +168,7 @@
         </w:numPr>
       </w:pPr>
       <w:r>
-        <w:t xml:space="preserve">Simulated pressure contour plot of profile of Nose 1, 2, and 3</w:t>
+        <w:t xml:space="preserve">[3] Simulated pressure contour plot of profile of Nose 1, 2, and 3</w:t>
       </w:r>
     </w:p>
     <w:p>

--- a/labs/lab6/submission.docx
+++ b/labs/lab6/submission.docx
@@ -39,13 +39,13 @@
         <w:br w:type="page"/>
       </w:r>
     </w:p>
-    <w:bookmarkStart w:id="20" w:name="X5f469a614e70816eeb5e5d85f5833972b1fafdb"/>
+    <w:bookmarkStart w:id="20" w:name="Xe72dbc6ad0e3b7a88b2ae2881349d2d332053be"/>
     <w:p>
       <w:pPr>
         <w:pStyle w:val="Heading2"/>
       </w:pPr>
       <w:r>
-        <w:t xml:space="preserve">Measured Calibration Curve for Wind Tunnel Fan Speed vs. Air Velocity</w:t>
+        <w:t xml:space="preserve">Measured Calibration Curve for Wind Tunnel Air Velocity [m/s] vs. Fan Speed [RPM]</w:t>
       </w:r>
     </w:p>
     <w:p>

--- a/labs/lab6/submission.docx
+++ b/labs/lab6/submission.docx
@@ -418,13 +418,13 @@
       </w:r>
     </w:p>
     <w:bookmarkEnd w:id="22"/>
-    <w:bookmarkStart w:id="23" w:name="X913b4aa9b280b9060de29eccab1e84366cbc373"/>
+    <w:bookmarkStart w:id="23" w:name="X439a2b518a8b42b77f9c527026f5c1ebe950a80"/>
     <w:p>
       <w:pPr>
         <w:pStyle w:val="Heading2"/>
       </w:pPr>
       <w:r>
-        <w:t xml:space="preserve">Plots of Lift and Drag for Flat Plate and NACA Airfoils at Different Angles of Attack</w:t>
+        <w:t xml:space="preserve">Plots of Lift for Flat Plate and NACA Airfoils at Different Angles of Attack</w:t>
       </w:r>
     </w:p>
     <w:p>

--- a/labs/lab6/submission.docx
+++ b/labs/lab6/submission.docx
@@ -39,7 +39,7 @@
         <w:br w:type="page"/>
       </w:r>
     </w:p>
-    <w:bookmarkStart w:id="20" w:name="Xe72dbc6ad0e3b7a88b2ae2881349d2d332053be"/>
+    <w:bookmarkStart w:id="9" w:name="Xe72dbc6ad0e3b7a88b2ae2881349d2d332053be"/>
     <w:p>
       <w:pPr>
         <w:pStyle w:val="Heading2"/>
@@ -105,8 +105,8 @@
         <w:br w:type="page"/>
       </w:r>
     </w:p>
-    <w:bookmarkEnd w:id="20"/>
-    <w:bookmarkStart w:id="21" w:name="X0f1037e994ecb9a59b568a941d30c35136369c1"/>
+    <w:bookmarkEnd w:id="9"/>
+    <w:bookmarkStart w:id="10" w:name="X0f1037e994ecb9a59b568a941d30c35136369c1"/>
     <w:p>
       <w:pPr>
         <w:pStyle w:val="Heading2"/>
@@ -267,8 +267,8 @@
         <w:br w:type="page"/>
       </w:r>
     </w:p>
-    <w:bookmarkEnd w:id="21"/>
-    <w:bookmarkStart w:id="22" w:name="X3165ced70099a6f45f73a9dc109e3139b26ba90"/>
+    <w:bookmarkEnd w:id="10"/>
+    <w:bookmarkStart w:id="11" w:name="X3165ced70099a6f45f73a9dc109e3139b26ba90"/>
     <w:p>
       <w:pPr>
         <w:pStyle w:val="Heading2"/>
@@ -417,8 +417,8 @@
         <w:br w:type="page"/>
       </w:r>
     </w:p>
-    <w:bookmarkEnd w:id="22"/>
-    <w:bookmarkStart w:id="23" w:name="X439a2b518a8b42b77f9c527026f5c1ebe950a80"/>
+    <w:bookmarkEnd w:id="11"/>
+    <w:bookmarkStart w:id="12" w:name="X439a2b518a8b42b77f9c527026f5c1ebe950a80"/>
     <w:p>
       <w:pPr>
         <w:pStyle w:val="Heading2"/>
@@ -583,7 +583,7 @@
         <w:t xml:space="preserve">Brief (4 sentence) discussion considering performance numbers and comparing NACA airfoil to flat plate wing.</w:t>
       </w:r>
     </w:p>
-    <w:bookmarkEnd w:id="23"/>
+    <w:bookmarkEnd w:id="12"/>
     <w:sectPr>
       <w:footnotePr>
         <w:numRestart w:val="eachSect"/>
@@ -959,10 +959,10 @@
   <w:docDefaults>
     <w:rPrDefault>
       <w:rPr>
-        <w:rFonts w:asciiTheme="minorHAnsi" w:cstheme="minorBidi" w:eastAsiaTheme="minorHAnsi" w:hAnsiTheme="minorHAnsi"/>
+        <w:rFonts w:asciiTheme="minorHAnsi" w:cstheme="minorBidi" w:eastAsiaTheme="minorEastAsia" w:hAnsiTheme="minorHAnsi"/>
         <w:sz w:val="24"/>
         <w:szCs w:val="24"/>
-        <w:lang w:bidi="ar-SA" w:eastAsia="en-US" w:val="en-US"/>
+        <w:lang w:bidi="ar-SA" w:eastAsia="zh-CN" w:val="en-US"/>
       </w:rPr>
     </w:rPrDefault>
     <w:pPrDefault>
@@ -1503,13 +1503,6 @@
       </w:tblCellMar>
     </w:tblPr>
     <w:tblStylePr w:type="firstRow">
-      <w:tblPr>
-        <w:jc w:val="left"/>
-        <w:tblInd w:type="dxa" w:w="0"/>
-      </w:tblPr>
-      <w:trPr>
-        <w:jc w:val="left"/>
-      </w:trPr>
       <w:tcPr>
         <w:tcBorders>
           <w:bottom w:val="single"/>
